--- a/mult128-a2-bootstrap_xuandinh.docx
+++ b/mult128-a2-bootstrap_xuandinh.docx
@@ -3968,10 +3968,977 @@
     </w:p>
     <w:p>
       <w:pPr>
-        <w:spacing w:before="100" w:beforeAutospacing="1" w:after="100" w:afterAutospacing="1"/>
-        <w:ind w:left="57"/>
-        <w:rPr>
-          <w:rFonts w:ascii="Aptos" w:hAnsi="Aptos"/>
+        <w:rPr>
+          <w:rFonts w:ascii="Aptos" w:hAnsi="Aptos"/>
+          <w:sz w:val="22"/>
+          <w:szCs w:val="22"/>
+        </w:rPr>
+      </w:pPr>
+    </w:p>
+    <w:p>
+      <w:pPr>
+        <w:rPr>
+          <w:rFonts w:ascii="Aptos" w:hAnsi="Aptos"/>
+          <w:sz w:val="22"/>
+          <w:szCs w:val="22"/>
+        </w:rPr>
+      </w:pPr>
+    </w:p>
+    <w:p>
+      <w:pPr>
+        <w:rPr>
+          <w:rFonts w:ascii="Aptos" w:hAnsi="Aptos"/>
+          <w:sz w:val="22"/>
+          <w:szCs w:val="22"/>
+        </w:rPr>
+      </w:pPr>
+    </w:p>
+    <w:p>
+      <w:pPr>
+        <w:rPr>
+          <w:rFonts w:ascii="Aptos" w:hAnsi="Aptos"/>
+          <w:sz w:val="22"/>
+          <w:szCs w:val="22"/>
+        </w:rPr>
+      </w:pPr>
+      <w:r>
+        <w:rPr>
+          <w:rFonts w:ascii="Aptos" w:hAnsi="Aptos"/>
+          <w:sz w:val="22"/>
+          <w:szCs w:val="22"/>
+        </w:rPr>
+        <w:t>Reflection:</w:t>
+      </w:r>
+    </w:p>
+    <w:p>
+      <w:pPr>
+        <w:rPr>
+          <w:rFonts w:ascii="Aptos" w:hAnsi="Aptos"/>
+          <w:sz w:val="22"/>
+          <w:szCs w:val="22"/>
+        </w:rPr>
+      </w:pPr>
+    </w:p>
+    <w:p>
+      <w:pPr>
+        <w:rPr>
+          <w:rFonts w:ascii="Aptos" w:hAnsi="Aptos"/>
+          <w:sz w:val="22"/>
+          <w:szCs w:val="22"/>
+        </w:rPr>
+      </w:pPr>
+      <w:r>
+        <w:rPr>
+          <w:rFonts w:ascii="Aptos" w:hAnsi="Aptos"/>
+          <w:sz w:val="22"/>
+          <w:szCs w:val="22"/>
+        </w:rPr>
+        <w:t xml:space="preserve">After building website with html, and </w:t>
+      </w:r>
+      <w:r>
+        <w:rPr>
+          <w:rFonts w:ascii="Aptos" w:hAnsi="Aptos"/>
+          <w:sz w:val="22"/>
+          <w:szCs w:val="22"/>
+        </w:rPr>
+        <w:t>CSS</w:t>
+      </w:r>
+      <w:r>
+        <w:rPr>
+          <w:rFonts w:ascii="Aptos" w:hAnsi="Aptos"/>
+          <w:sz w:val="22"/>
+          <w:szCs w:val="22"/>
+        </w:rPr>
+        <w:t xml:space="preserve">, using bootstrap giving me a </w:t>
+      </w:r>
+      <w:r>
+        <w:rPr>
+          <w:rFonts w:ascii="Aptos" w:hAnsi="Aptos"/>
+          <w:sz w:val="22"/>
+          <w:szCs w:val="22"/>
+        </w:rPr>
+        <w:t xml:space="preserve">release, and challenge at the same time. </w:t>
+      </w:r>
+      <w:r>
+        <w:rPr>
+          <w:rFonts w:ascii="Aptos" w:hAnsi="Aptos"/>
+          <w:sz w:val="22"/>
+          <w:szCs w:val="22"/>
+        </w:rPr>
+        <w:t xml:space="preserve">Compare to using libraries, bootstrap </w:t>
+      </w:r>
+      <w:r>
+        <w:rPr>
+          <w:rFonts w:ascii="Aptos" w:hAnsi="Aptos"/>
+          <w:sz w:val="22"/>
+          <w:szCs w:val="22"/>
+        </w:rPr>
+        <w:t xml:space="preserve">is a framework with </w:t>
+      </w:r>
+      <w:r>
+        <w:rPr>
+          <w:rFonts w:ascii="Aptos" w:hAnsi="Aptos"/>
+          <w:sz w:val="22"/>
+          <w:szCs w:val="22"/>
+        </w:rPr>
+        <w:t xml:space="preserve">comprehensive pre-defined </w:t>
+      </w:r>
+      <w:r>
+        <w:rPr>
+          <w:rFonts w:ascii="Aptos" w:hAnsi="Aptos"/>
+          <w:sz w:val="22"/>
+          <w:szCs w:val="22"/>
+        </w:rPr>
+        <w:t xml:space="preserve">kits </w:t>
+      </w:r>
+      <w:r>
+        <w:rPr>
+          <w:rFonts w:ascii="Aptos" w:hAnsi="Aptos"/>
+          <w:sz w:val="22"/>
+          <w:szCs w:val="22"/>
+        </w:rPr>
+        <w:t xml:space="preserve">including html, CSS, JavaScript </w:t>
+      </w:r>
+      <w:r>
+        <w:rPr>
+          <w:rFonts w:ascii="Aptos" w:hAnsi="Aptos"/>
+          <w:sz w:val="22"/>
+          <w:szCs w:val="22"/>
+        </w:rPr>
+        <w:t xml:space="preserve">to build </w:t>
+      </w:r>
+      <w:r>
+        <w:rPr>
+          <w:rFonts w:ascii="Aptos" w:hAnsi="Aptos"/>
+          <w:sz w:val="22"/>
+          <w:szCs w:val="22"/>
+        </w:rPr>
+        <w:t xml:space="preserve">a </w:t>
+      </w:r>
+      <w:r>
+        <w:rPr>
+          <w:rFonts w:ascii="Aptos" w:hAnsi="Aptos"/>
+          <w:sz w:val="22"/>
+          <w:szCs w:val="22"/>
+        </w:rPr>
+        <w:t>website</w:t>
+      </w:r>
+      <w:r>
+        <w:rPr>
+          <w:rFonts w:ascii="Aptos" w:hAnsi="Aptos"/>
+          <w:sz w:val="22"/>
+          <w:szCs w:val="22"/>
+        </w:rPr>
+        <w:t xml:space="preserve">. </w:t>
+      </w:r>
+      <w:r>
+        <w:rPr>
+          <w:rFonts w:ascii="Aptos" w:hAnsi="Aptos"/>
+          <w:sz w:val="22"/>
+          <w:szCs w:val="22"/>
+        </w:rPr>
+        <w:t xml:space="preserve">What I like about Bootstrap: </w:t>
+      </w:r>
+    </w:p>
+    <w:p>
+      <w:pPr>
+        <w:rPr>
+          <w:rFonts w:ascii="Aptos" w:hAnsi="Aptos"/>
+          <w:sz w:val="22"/>
+          <w:szCs w:val="22"/>
+        </w:rPr>
+      </w:pPr>
+      <w:r>
+        <w:rPr>
+          <w:rFonts w:ascii="Aptos" w:hAnsi="Aptos"/>
+          <w:sz w:val="22"/>
+          <w:szCs w:val="22"/>
+        </w:rPr>
+        <w:t>Like:</w:t>
+      </w:r>
+      <w:r>
+        <w:rPr>
+          <w:rFonts w:ascii="Aptos" w:hAnsi="Aptos"/>
+          <w:sz w:val="22"/>
+          <w:szCs w:val="22"/>
+        </w:rPr>
+        <w:t xml:space="preserve"> </w:t>
+      </w:r>
+    </w:p>
+    <w:p>
+      <w:pPr>
+        <w:pStyle w:val="ListParagraph"/>
+        <w:numPr>
+          <w:ilvl w:val="0"/>
+          <w:numId w:val="57"/>
+        </w:numPr>
+        <w:rPr>
+          <w:rFonts w:ascii="Aptos" w:hAnsi="Aptos"/>
+          <w:sz w:val="22"/>
+          <w:szCs w:val="22"/>
+        </w:rPr>
+      </w:pPr>
+      <w:r>
+        <w:rPr>
+          <w:rFonts w:ascii="Aptos" w:hAnsi="Aptos"/>
+          <w:sz w:val="22"/>
+          <w:szCs w:val="22"/>
+        </w:rPr>
+        <w:t>There are many ready</w:t>
+      </w:r>
+      <w:r>
+        <w:rPr>
+          <w:rFonts w:ascii="Aptos" w:hAnsi="Aptos"/>
+          <w:sz w:val="22"/>
+          <w:szCs w:val="22"/>
+        </w:rPr>
+        <w:t>-</w:t>
+      </w:r>
+      <w:r>
+        <w:rPr>
+          <w:rFonts w:ascii="Aptos" w:hAnsi="Aptos"/>
+          <w:sz w:val="22"/>
+          <w:szCs w:val="22"/>
+        </w:rPr>
+        <w:t>to</w:t>
+      </w:r>
+      <w:r>
+        <w:rPr>
+          <w:rFonts w:ascii="Aptos" w:hAnsi="Aptos"/>
+          <w:sz w:val="22"/>
+          <w:szCs w:val="22"/>
+        </w:rPr>
+        <w:t>-</w:t>
+      </w:r>
+      <w:r>
+        <w:rPr>
+          <w:rFonts w:ascii="Aptos" w:hAnsi="Aptos"/>
+          <w:sz w:val="22"/>
+          <w:szCs w:val="22"/>
+        </w:rPr>
+        <w:t>used access from responsive layouts</w:t>
+      </w:r>
+      <w:r>
+        <w:rPr>
+          <w:rFonts w:ascii="Aptos" w:hAnsi="Aptos"/>
+          <w:sz w:val="22"/>
+          <w:szCs w:val="22"/>
+        </w:rPr>
+        <w:t xml:space="preserve"> and components to use. </w:t>
+      </w:r>
+    </w:p>
+    <w:p>
+      <w:pPr>
+        <w:pStyle w:val="ListParagraph"/>
+        <w:numPr>
+          <w:ilvl w:val="0"/>
+          <w:numId w:val="57"/>
+        </w:numPr>
+        <w:rPr>
+          <w:rFonts w:ascii="Aptos" w:hAnsi="Aptos"/>
+          <w:sz w:val="22"/>
+          <w:szCs w:val="22"/>
+        </w:rPr>
+      </w:pPr>
+      <w:r>
+        <w:rPr>
+          <w:rFonts w:ascii="Aptos" w:hAnsi="Aptos"/>
+          <w:sz w:val="22"/>
+          <w:szCs w:val="22"/>
+        </w:rPr>
+        <w:t>Bootstrap follow t</w:t>
+      </w:r>
+      <w:r>
+        <w:rPr>
+          <w:rFonts w:ascii="Aptos" w:hAnsi="Aptos"/>
+          <w:sz w:val="22"/>
+          <w:szCs w:val="22"/>
+        </w:rPr>
+        <w:t>he grid system of 12 column</w:t>
+      </w:r>
+      <w:r>
+        <w:rPr>
+          <w:rFonts w:ascii="Aptos" w:hAnsi="Aptos"/>
+          <w:sz w:val="22"/>
+          <w:szCs w:val="22"/>
+        </w:rPr>
+        <w:t xml:space="preserve">. </w:t>
+      </w:r>
+    </w:p>
+    <w:p>
+      <w:pPr>
+        <w:pStyle w:val="ListParagraph"/>
+        <w:numPr>
+          <w:ilvl w:val="0"/>
+          <w:numId w:val="57"/>
+        </w:numPr>
+        <w:rPr>
+          <w:rFonts w:ascii="Aptos" w:hAnsi="Aptos"/>
+          <w:sz w:val="22"/>
+          <w:szCs w:val="22"/>
+        </w:rPr>
+      </w:pPr>
+      <w:r>
+        <w:rPr>
+          <w:rFonts w:ascii="Aptos" w:hAnsi="Aptos"/>
+          <w:sz w:val="22"/>
+          <w:szCs w:val="22"/>
+        </w:rPr>
+        <w:t xml:space="preserve">You can find </w:t>
+      </w:r>
+      <w:r>
+        <w:rPr>
+          <w:rFonts w:ascii="Aptos" w:hAnsi="Aptos"/>
+          <w:sz w:val="22"/>
+          <w:szCs w:val="22"/>
+        </w:rPr>
+        <w:t xml:space="preserve">and apply simple layout, components easy. </w:t>
+      </w:r>
+    </w:p>
+    <w:p>
+      <w:pPr>
+        <w:pStyle w:val="ListParagraph"/>
+        <w:numPr>
+          <w:ilvl w:val="0"/>
+          <w:numId w:val="57"/>
+        </w:numPr>
+        <w:rPr>
+          <w:rFonts w:ascii="Aptos" w:hAnsi="Aptos"/>
+          <w:sz w:val="22"/>
+          <w:szCs w:val="22"/>
+        </w:rPr>
+      </w:pPr>
+      <w:r>
+        <w:rPr>
+          <w:rFonts w:ascii="Aptos" w:hAnsi="Aptos"/>
+          <w:sz w:val="22"/>
+          <w:szCs w:val="22"/>
+        </w:rPr>
+        <w:t xml:space="preserve">Quickly customise </w:t>
+      </w:r>
+      <w:r>
+        <w:rPr>
+          <w:rFonts w:ascii="Aptos" w:hAnsi="Aptos"/>
+          <w:sz w:val="22"/>
+          <w:szCs w:val="22"/>
+        </w:rPr>
+        <w:t>and preview the design</w:t>
+      </w:r>
+      <w:r>
+        <w:rPr>
+          <w:rFonts w:ascii="Aptos" w:hAnsi="Aptos"/>
+          <w:sz w:val="22"/>
+          <w:szCs w:val="22"/>
+        </w:rPr>
+        <w:t>, maintain the consistency of design</w:t>
+      </w:r>
+      <w:r>
+        <w:rPr>
+          <w:rFonts w:ascii="Aptos" w:hAnsi="Aptos"/>
+          <w:sz w:val="22"/>
+          <w:szCs w:val="22"/>
+        </w:rPr>
+        <w:t xml:space="preserve">. </w:t>
+      </w:r>
+    </w:p>
+    <w:p>
+      <w:pPr>
+        <w:pStyle w:val="ListParagraph"/>
+        <w:numPr>
+          <w:ilvl w:val="0"/>
+          <w:numId w:val="57"/>
+        </w:numPr>
+        <w:rPr>
+          <w:rFonts w:ascii="Aptos" w:hAnsi="Aptos"/>
+          <w:sz w:val="22"/>
+          <w:szCs w:val="22"/>
+        </w:rPr>
+      </w:pPr>
+      <w:r>
+        <w:rPr>
+          <w:rFonts w:ascii="Aptos" w:hAnsi="Aptos"/>
+          <w:sz w:val="22"/>
+          <w:szCs w:val="22"/>
+        </w:rPr>
+        <w:t xml:space="preserve">Community support and examples. </w:t>
+      </w:r>
+    </w:p>
+    <w:p>
+      <w:pPr>
+        <w:pStyle w:val="ListParagraph"/>
+        <w:numPr>
+          <w:ilvl w:val="0"/>
+          <w:numId w:val="57"/>
+        </w:numPr>
+        <w:rPr>
+          <w:rFonts w:ascii="Aptos" w:hAnsi="Aptos"/>
+          <w:sz w:val="22"/>
+          <w:szCs w:val="22"/>
+        </w:rPr>
+      </w:pPr>
+      <w:r>
+        <w:rPr>
+          <w:rFonts w:ascii="Aptos" w:hAnsi="Aptos"/>
+          <w:sz w:val="22"/>
+          <w:szCs w:val="22"/>
+        </w:rPr>
+        <w:t xml:space="preserve">Don’t have to modify CSS a lot. </w:t>
+      </w:r>
+    </w:p>
+    <w:p>
+      <w:pPr>
+        <w:rPr>
+          <w:rFonts w:ascii="Aptos" w:hAnsi="Aptos"/>
+          <w:sz w:val="22"/>
+          <w:szCs w:val="22"/>
+        </w:rPr>
+      </w:pPr>
+      <w:r>
+        <w:rPr>
+          <w:rFonts w:ascii="Aptos" w:hAnsi="Aptos"/>
+          <w:sz w:val="22"/>
+          <w:szCs w:val="22"/>
+        </w:rPr>
+        <w:t xml:space="preserve">Dislike: </w:t>
+      </w:r>
+    </w:p>
+    <w:p>
+      <w:pPr>
+        <w:pStyle w:val="ListParagraph"/>
+        <w:numPr>
+          <w:ilvl w:val="0"/>
+          <w:numId w:val="57"/>
+        </w:numPr>
+        <w:rPr>
+          <w:rFonts w:ascii="Aptos" w:hAnsi="Aptos"/>
+          <w:sz w:val="22"/>
+          <w:szCs w:val="22"/>
+        </w:rPr>
+      </w:pPr>
+      <w:r>
+        <w:rPr>
+          <w:rFonts w:ascii="Aptos" w:hAnsi="Aptos"/>
+          <w:sz w:val="22"/>
+          <w:szCs w:val="22"/>
+        </w:rPr>
+        <w:lastRenderedPageBreak/>
+        <w:t xml:space="preserve">For some advance layout or trigger function, it requires more time </w:t>
+      </w:r>
+      <w:r>
+        <w:rPr>
+          <w:rFonts w:ascii="Aptos" w:hAnsi="Aptos"/>
+          <w:sz w:val="22"/>
+          <w:szCs w:val="22"/>
+        </w:rPr>
+        <w:t xml:space="preserve">consuming and effort to learn and manipulate to modify. </w:t>
+      </w:r>
+    </w:p>
+    <w:p>
+      <w:pPr>
+        <w:pStyle w:val="ListParagraph"/>
+        <w:numPr>
+          <w:ilvl w:val="0"/>
+          <w:numId w:val="57"/>
+        </w:numPr>
+        <w:rPr>
+          <w:rFonts w:ascii="Aptos" w:hAnsi="Aptos"/>
+          <w:sz w:val="22"/>
+          <w:szCs w:val="22"/>
+        </w:rPr>
+      </w:pPr>
+      <w:r>
+        <w:rPr>
+          <w:rFonts w:ascii="Aptos" w:hAnsi="Aptos"/>
+          <w:sz w:val="22"/>
+          <w:szCs w:val="22"/>
+        </w:rPr>
+        <w:t xml:space="preserve">I haven’t </w:t>
+      </w:r>
+      <w:r>
+        <w:rPr>
+          <w:rFonts w:ascii="Aptos" w:hAnsi="Aptos"/>
+          <w:sz w:val="22"/>
+          <w:szCs w:val="22"/>
+        </w:rPr>
+        <w:t xml:space="preserve">deep dive in bootstrap that </w:t>
+      </w:r>
+      <w:r>
+        <w:rPr>
+          <w:rFonts w:ascii="Aptos" w:hAnsi="Aptos"/>
+          <w:sz w:val="22"/>
+          <w:szCs w:val="22"/>
+        </w:rPr>
+        <w:t>much,</w:t>
+      </w:r>
+      <w:r>
+        <w:rPr>
+          <w:rFonts w:ascii="Aptos" w:hAnsi="Aptos"/>
+          <w:sz w:val="22"/>
+          <w:szCs w:val="22"/>
+        </w:rPr>
+        <w:t xml:space="preserve"> but I found some difficulties to work with </w:t>
+      </w:r>
+      <w:r>
+        <w:rPr>
+          <w:rFonts w:ascii="Aptos" w:hAnsi="Aptos"/>
+          <w:sz w:val="22"/>
+          <w:szCs w:val="22"/>
+        </w:rPr>
+        <w:t xml:space="preserve">interaction </w:t>
+      </w:r>
+      <w:r>
+        <w:rPr>
+          <w:rFonts w:ascii="Aptos" w:hAnsi="Aptos"/>
+          <w:sz w:val="22"/>
+          <w:szCs w:val="22"/>
+        </w:rPr>
+        <w:t xml:space="preserve">features. For </w:t>
+      </w:r>
+      <w:r>
+        <w:rPr>
+          <w:rFonts w:ascii="Aptos" w:hAnsi="Aptos"/>
+          <w:sz w:val="22"/>
+          <w:szCs w:val="22"/>
+        </w:rPr>
+        <w:t>example,</w:t>
+      </w:r>
+      <w:r>
+        <w:rPr>
+          <w:rFonts w:ascii="Aptos" w:hAnsi="Aptos"/>
+          <w:sz w:val="22"/>
+          <w:szCs w:val="22"/>
+        </w:rPr>
+        <w:t xml:space="preserve"> switching between tabs, </w:t>
+      </w:r>
+      <w:r>
+        <w:rPr>
+          <w:rFonts w:ascii="Aptos" w:hAnsi="Aptos"/>
+          <w:sz w:val="22"/>
+          <w:szCs w:val="22"/>
+        </w:rPr>
+        <w:t>active, inactive components. Libraries seems to be more advantage in this area</w:t>
+      </w:r>
+      <w:r>
+        <w:rPr>
+          <w:rFonts w:ascii="Aptos" w:hAnsi="Aptos"/>
+          <w:sz w:val="22"/>
+          <w:szCs w:val="22"/>
+        </w:rPr>
+        <w:t xml:space="preserve">. </w:t>
+      </w:r>
+    </w:p>
+    <w:p>
+      <w:pPr>
+        <w:pStyle w:val="ListParagraph"/>
+        <w:numPr>
+          <w:ilvl w:val="0"/>
+          <w:numId w:val="57"/>
+        </w:numPr>
+        <w:rPr>
+          <w:rFonts w:ascii="Aptos" w:hAnsi="Aptos"/>
+          <w:sz w:val="22"/>
+          <w:szCs w:val="22"/>
+        </w:rPr>
+      </w:pPr>
+      <w:r>
+        <w:rPr>
+          <w:rFonts w:ascii="Aptos" w:hAnsi="Aptos"/>
+          <w:sz w:val="22"/>
+          <w:szCs w:val="22"/>
+        </w:rPr>
+        <w:t xml:space="preserve">Customize </w:t>
+      </w:r>
+      <w:r>
+        <w:rPr>
+          <w:rFonts w:ascii="Aptos" w:hAnsi="Aptos"/>
+          <w:sz w:val="22"/>
+          <w:szCs w:val="22"/>
+        </w:rPr>
+        <w:t xml:space="preserve">color or background image still need to </w:t>
+      </w:r>
+      <w:r>
+        <w:rPr>
+          <w:rFonts w:ascii="Aptos" w:hAnsi="Aptos"/>
+          <w:sz w:val="22"/>
+          <w:szCs w:val="22"/>
+        </w:rPr>
+        <w:t>involve</w:t>
+      </w:r>
+      <w:r>
+        <w:rPr>
+          <w:rFonts w:ascii="Aptos" w:hAnsi="Aptos"/>
+          <w:sz w:val="22"/>
+          <w:szCs w:val="22"/>
+        </w:rPr>
+        <w:t xml:space="preserve"> modify CSS</w:t>
+      </w:r>
+      <w:r>
+        <w:rPr>
+          <w:rFonts w:ascii="Aptos" w:hAnsi="Aptos"/>
+          <w:sz w:val="22"/>
+          <w:szCs w:val="22"/>
+        </w:rPr>
+        <w:t xml:space="preserve">. </w:t>
+      </w:r>
+    </w:p>
+    <w:p>
+      <w:pPr>
+        <w:pStyle w:val="ListParagraph"/>
+        <w:numPr>
+          <w:ilvl w:val="0"/>
+          <w:numId w:val="57"/>
+        </w:numPr>
+        <w:rPr>
+          <w:rFonts w:ascii="Aptos" w:hAnsi="Aptos"/>
+          <w:sz w:val="22"/>
+          <w:szCs w:val="22"/>
+        </w:rPr>
+      </w:pPr>
+      <w:r>
+        <w:rPr>
+          <w:rFonts w:ascii="Aptos" w:hAnsi="Aptos"/>
+          <w:sz w:val="22"/>
+          <w:szCs w:val="22"/>
+        </w:rPr>
+        <w:t xml:space="preserve">Difficult to remember the initial of the </w:t>
+      </w:r>
+      <w:r>
+        <w:rPr>
+          <w:rFonts w:ascii="Aptos" w:hAnsi="Aptos"/>
+          <w:sz w:val="22"/>
+          <w:szCs w:val="22"/>
+        </w:rPr>
+        <w:t xml:space="preserve">bootstrap </w:t>
+      </w:r>
+      <w:r>
+        <w:rPr>
+          <w:rFonts w:ascii="Aptos" w:hAnsi="Aptos"/>
+          <w:sz w:val="22"/>
+          <w:szCs w:val="22"/>
+        </w:rPr>
+        <w:t xml:space="preserve">commands. </w:t>
+      </w:r>
+    </w:p>
+    <w:p>
+      <w:pPr>
+        <w:rPr>
+          <w:rFonts w:ascii="Aptos" w:hAnsi="Aptos"/>
+          <w:sz w:val="22"/>
+          <w:szCs w:val="22"/>
+        </w:rPr>
+      </w:pPr>
+    </w:p>
+    <w:p>
+      <w:pPr>
+        <w:rPr>
+          <w:rFonts w:ascii="Aptos" w:hAnsi="Aptos"/>
+          <w:sz w:val="22"/>
+          <w:szCs w:val="22"/>
+        </w:rPr>
+      </w:pPr>
+    </w:p>
+    <w:p>
+      <w:pPr>
+        <w:rPr>
+          <w:rFonts w:ascii="Aptos" w:hAnsi="Aptos"/>
+          <w:sz w:val="22"/>
+          <w:szCs w:val="22"/>
+        </w:rPr>
+      </w:pPr>
+    </w:p>
+    <w:p>
+      <w:pPr>
+        <w:rPr>
+          <w:rFonts w:ascii="Aptos" w:hAnsi="Aptos"/>
+          <w:sz w:val="22"/>
+          <w:szCs w:val="22"/>
+        </w:rPr>
+      </w:pPr>
+    </w:p>
+    <w:p>
+      <w:pPr>
+        <w:rPr>
+          <w:rFonts w:ascii="Aptos" w:hAnsi="Aptos"/>
+          <w:sz w:val="22"/>
+          <w:szCs w:val="22"/>
+        </w:rPr>
+      </w:pPr>
+    </w:p>
+    <w:p>
+      <w:pPr>
+        <w:pStyle w:val="NormalWeb"/>
+        <w:rPr>
+          <w:rFonts w:ascii="Aptos" w:hAnsi="Aptos"/>
+          <w:sz w:val="20"/>
+          <w:szCs w:val="20"/>
+        </w:rPr>
+      </w:pPr>
+      <w:r>
+        <w:rPr>
+          <w:rFonts w:ascii="Aptos" w:hAnsi="Aptos"/>
+          <w:sz w:val="20"/>
+          <w:szCs w:val="20"/>
+        </w:rPr>
+        <w:t xml:space="preserve">After building a website using HTML and CSS, working with Bootstrap </w:t>
+      </w:r>
+      <w:r>
+        <w:rPr>
+          <w:rFonts w:ascii="Aptos" w:hAnsi="Aptos"/>
+          <w:sz w:val="20"/>
+          <w:szCs w:val="20"/>
+        </w:rPr>
+        <w:t xml:space="preserve">make me </w:t>
+      </w:r>
+      <w:r>
+        <w:rPr>
+          <w:rFonts w:ascii="Aptos" w:hAnsi="Aptos"/>
+          <w:sz w:val="20"/>
+          <w:szCs w:val="20"/>
+        </w:rPr>
+        <w:t xml:space="preserve">felt both relieving and challenging at the same time. Compared to using individual libraries, Bootstrap functions as a full framework with a comprehensive set of pre-defined tools, including HTML, CSS, and JavaScript components, which help streamline the web development process. </w:t>
+      </w:r>
+    </w:p>
+    <w:p>
+      <w:pPr>
+        <w:pStyle w:val="NormalWeb"/>
+        <w:numPr>
+          <w:ilvl w:val="0"/>
+          <w:numId w:val="57"/>
+        </w:numPr>
+        <w:rPr>
+          <w:rFonts w:ascii="Aptos" w:hAnsi="Aptos"/>
+          <w:sz w:val="20"/>
+          <w:szCs w:val="20"/>
+        </w:rPr>
+      </w:pPr>
+      <w:r>
+        <w:rPr>
+          <w:rFonts w:ascii="Aptos" w:hAnsi="Aptos"/>
+          <w:sz w:val="20"/>
+          <w:szCs w:val="20"/>
+        </w:rPr>
+        <w:t xml:space="preserve">One of the things I appreciate most about Bootstrap is the wide range of ready-to-use features, from responsive layouts to reusable UI components. </w:t>
+      </w:r>
+    </w:p>
+    <w:p>
+      <w:pPr>
+        <w:pStyle w:val="NormalWeb"/>
+        <w:numPr>
+          <w:ilvl w:val="0"/>
+          <w:numId w:val="57"/>
+        </w:numPr>
+        <w:rPr>
+          <w:rFonts w:ascii="Aptos" w:hAnsi="Aptos"/>
+          <w:sz w:val="20"/>
+          <w:szCs w:val="20"/>
+        </w:rPr>
+      </w:pPr>
+      <w:r>
+        <w:rPr>
+          <w:rFonts w:ascii="Aptos" w:hAnsi="Aptos"/>
+          <w:sz w:val="20"/>
+          <w:szCs w:val="20"/>
+        </w:rPr>
+        <w:t xml:space="preserve">Its 12-column grid </w:t>
+      </w:r>
+      <w:r>
+        <w:rPr>
+          <w:rFonts w:ascii="Aptos" w:hAnsi="Aptos"/>
+          <w:sz w:val="20"/>
+          <w:szCs w:val="20"/>
+        </w:rPr>
+        <w:t xml:space="preserve">mobile first </w:t>
+      </w:r>
+      <w:r>
+        <w:rPr>
+          <w:rFonts w:ascii="Aptos" w:hAnsi="Aptos"/>
+          <w:sz w:val="20"/>
+          <w:szCs w:val="20"/>
+        </w:rPr>
+        <w:t xml:space="preserve">system makes structuring content much more organized and consistent across different screen sizes. </w:t>
+      </w:r>
+    </w:p>
+    <w:p>
+      <w:pPr>
+        <w:pStyle w:val="NormalWeb"/>
+        <w:numPr>
+          <w:ilvl w:val="0"/>
+          <w:numId w:val="57"/>
+        </w:numPr>
+        <w:rPr>
+          <w:rFonts w:ascii="Aptos" w:hAnsi="Aptos"/>
+          <w:sz w:val="20"/>
+          <w:szCs w:val="20"/>
+        </w:rPr>
+      </w:pPr>
+      <w:r>
+        <w:rPr>
+          <w:rFonts w:ascii="Aptos" w:hAnsi="Aptos"/>
+          <w:sz w:val="20"/>
+          <w:szCs w:val="20"/>
+        </w:rPr>
+        <w:t>I also found it easy to quickly apply layouts and components, customize designs, and preview results efficiently, which helps maintain visual consistency throughout the project</w:t>
+      </w:r>
+      <w:r>
+        <w:rPr>
+          <w:rFonts w:ascii="Aptos" w:hAnsi="Aptos"/>
+          <w:sz w:val="20"/>
+          <w:szCs w:val="20"/>
+        </w:rPr>
+        <w:t xml:space="preserve">. </w:t>
+      </w:r>
+    </w:p>
+    <w:p>
+      <w:pPr>
+        <w:pStyle w:val="NormalWeb"/>
+        <w:numPr>
+          <w:ilvl w:val="0"/>
+          <w:numId w:val="57"/>
+        </w:numPr>
+        <w:rPr>
+          <w:rFonts w:ascii="Aptos" w:hAnsi="Aptos"/>
+          <w:sz w:val="20"/>
+          <w:szCs w:val="20"/>
+        </w:rPr>
+      </w:pPr>
+      <w:r>
+        <w:rPr>
+          <w:rFonts w:ascii="Aptos" w:hAnsi="Aptos"/>
+          <w:sz w:val="20"/>
+          <w:szCs w:val="20"/>
+        </w:rPr>
+        <w:t>T</w:t>
+      </w:r>
+      <w:r>
+        <w:rPr>
+          <w:rFonts w:ascii="Aptos" w:hAnsi="Aptos"/>
+          <w:sz w:val="20"/>
+          <w:szCs w:val="20"/>
+        </w:rPr>
+        <w:t>he strong community support and abundance of examples make it easier to troubleshoot and learn. Another advantage is that it reduces the need to write extensive custom CSS.</w:t>
+      </w:r>
+    </w:p>
+    <w:p>
+      <w:pPr>
+        <w:pStyle w:val="NormalWeb"/>
+        <w:rPr>
+          <w:rFonts w:ascii="Aptos" w:hAnsi="Aptos"/>
+          <w:sz w:val="20"/>
+          <w:szCs w:val="20"/>
+        </w:rPr>
+      </w:pPr>
+      <w:r>
+        <w:rPr>
+          <w:rFonts w:ascii="Aptos" w:hAnsi="Aptos"/>
+          <w:sz w:val="20"/>
+          <w:szCs w:val="20"/>
+        </w:rPr>
+        <w:t xml:space="preserve">However, there are also some drawbacks. </w:t>
+      </w:r>
+    </w:p>
+    <w:p>
+      <w:pPr>
+        <w:pStyle w:val="NormalWeb"/>
+        <w:numPr>
+          <w:ilvl w:val="0"/>
+          <w:numId w:val="57"/>
+        </w:numPr>
+        <w:rPr>
+          <w:rFonts w:ascii="Aptos" w:hAnsi="Aptos"/>
+          <w:sz w:val="20"/>
+          <w:szCs w:val="20"/>
+        </w:rPr>
+      </w:pPr>
+      <w:r>
+        <w:rPr>
+          <w:rFonts w:ascii="Aptos" w:hAnsi="Aptos"/>
+          <w:sz w:val="20"/>
+          <w:szCs w:val="20"/>
+        </w:rPr>
+        <w:t xml:space="preserve">For more advanced layouts or interactive features, Bootstrap can become time-consuming and require extra effort to fully understand and manipulate. </w:t>
+      </w:r>
+    </w:p>
+    <w:p>
+      <w:pPr>
+        <w:pStyle w:val="NormalWeb"/>
+        <w:numPr>
+          <w:ilvl w:val="0"/>
+          <w:numId w:val="57"/>
+        </w:numPr>
+        <w:rPr>
+          <w:rFonts w:ascii="Aptos" w:hAnsi="Aptos"/>
+          <w:sz w:val="20"/>
+          <w:szCs w:val="20"/>
+        </w:rPr>
+      </w:pPr>
+      <w:r>
+        <w:rPr>
+          <w:rFonts w:ascii="Aptos" w:hAnsi="Aptos"/>
+          <w:sz w:val="20"/>
+          <w:szCs w:val="20"/>
+        </w:rPr>
+        <w:t xml:space="preserve">I have not explored Bootstrap in great depth yet, but I encountered some difficulties when working with interaction features such as toggling tabs or managing active and inactive states. In this area, standalone JavaScript libraries seem more flexible and powerful. </w:t>
+      </w:r>
+    </w:p>
+    <w:p>
+      <w:pPr>
+        <w:pStyle w:val="NormalWeb"/>
+        <w:numPr>
+          <w:ilvl w:val="0"/>
+          <w:numId w:val="57"/>
+        </w:numPr>
+        <w:rPr>
+          <w:rFonts w:ascii="Aptos" w:hAnsi="Aptos"/>
+          <w:sz w:val="20"/>
+          <w:szCs w:val="20"/>
+        </w:rPr>
+      </w:pPr>
+      <w:r>
+        <w:rPr>
+          <w:rFonts w:ascii="Aptos" w:hAnsi="Aptos"/>
+          <w:sz w:val="20"/>
+          <w:szCs w:val="20"/>
+        </w:rPr>
+        <w:t xml:space="preserve">Customizing elements like colors or background images still requires writing additional CSS, which slightly reduces the convenience. </w:t>
+      </w:r>
+    </w:p>
+    <w:p>
+      <w:pPr>
+        <w:pStyle w:val="NormalWeb"/>
+        <w:numPr>
+          <w:ilvl w:val="0"/>
+          <w:numId w:val="57"/>
+        </w:numPr>
+        <w:rPr>
+          <w:rFonts w:ascii="Aptos" w:hAnsi="Aptos"/>
+          <w:sz w:val="20"/>
+          <w:szCs w:val="20"/>
+        </w:rPr>
+      </w:pPr>
+      <w:r>
+        <w:rPr>
+          <w:rFonts w:ascii="Aptos" w:hAnsi="Aptos"/>
+          <w:sz w:val="20"/>
+          <w:szCs w:val="20"/>
+        </w:rPr>
+        <w:t>Lastly, remembering Bootstrap’s class naming conventions and syntax can be challenging, especially for beginners.</w:t>
+      </w:r>
+    </w:p>
+    <w:p>
+      <w:pPr>
+        <w:rPr>
+          <w:rFonts w:ascii="Aptos" w:hAnsi="Aptos"/>
+          <w:sz w:val="22"/>
+          <w:szCs w:val="22"/>
+        </w:rPr>
+      </w:pPr>
+    </w:p>
+    <w:p>
+      <w:pPr>
+        <w:rPr>
+          <w:rFonts w:ascii="Aptos" w:hAnsi="Aptos"/>
+          <w:sz w:val="22"/>
+          <w:szCs w:val="22"/>
         </w:rPr>
       </w:pPr>
     </w:p>
@@ -6415,6 +7382,118 @@
     </w:lvl>
   </w:abstractNum>
   <w:abstractNum w:abstractNumId="20" w15:restartNumberingAfterBreak="0">
+    <w:nsid w:val="2E9D04B8"/>
+    <w:multiLevelType w:val="hybridMultilevel"/>
+    <w:tmpl w:val="EA7C4CB4"/>
+    <w:lvl w:ilvl="0" w:tplc="004CB248">
+      <w:numFmt w:val="bullet"/>
+      <w:lvlText w:val="-"/>
+      <w:lvlJc w:val="left"/>
+      <w:pPr>
+        <w:ind w:left="720" w:hanging="360"/>
+      </w:pPr>
+      <w:rPr>
+        <w:rFonts w:ascii="Aptos" w:eastAsia="Times New Roman" w:hAnsi="Aptos" w:cs="Times New Roman" w:hint="default"/>
+      </w:rPr>
+    </w:lvl>
+    <w:lvl w:ilvl="1" w:tplc="04090003" w:tentative="1">
+      <w:start w:val="1"/>
+      <w:numFmt w:val="bullet"/>
+      <w:lvlText w:val="o"/>
+      <w:lvlJc w:val="left"/>
+      <w:pPr>
+        <w:ind w:left="1440" w:hanging="360"/>
+      </w:pPr>
+      <w:rPr>
+        <w:rFonts w:ascii="Courier New" w:hAnsi="Courier New" w:cs="Courier New" w:hint="default"/>
+      </w:rPr>
+    </w:lvl>
+    <w:lvl w:ilvl="2" w:tplc="04090005" w:tentative="1">
+      <w:start w:val="1"/>
+      <w:numFmt w:val="bullet"/>
+      <w:lvlText w:val=""/>
+      <w:lvlJc w:val="left"/>
+      <w:pPr>
+        <w:ind w:left="2160" w:hanging="360"/>
+      </w:pPr>
+      <w:rPr>
+        <w:rFonts w:ascii="Wingdings" w:hAnsi="Wingdings" w:hint="default"/>
+      </w:rPr>
+    </w:lvl>
+    <w:lvl w:ilvl="3" w:tplc="04090001" w:tentative="1">
+      <w:start w:val="1"/>
+      <w:numFmt w:val="bullet"/>
+      <w:lvlText w:val=""/>
+      <w:lvlJc w:val="left"/>
+      <w:pPr>
+        <w:ind w:left="2880" w:hanging="360"/>
+      </w:pPr>
+      <w:rPr>
+        <w:rFonts w:ascii="Symbol" w:hAnsi="Symbol" w:hint="default"/>
+      </w:rPr>
+    </w:lvl>
+    <w:lvl w:ilvl="4" w:tplc="04090003" w:tentative="1">
+      <w:start w:val="1"/>
+      <w:numFmt w:val="bullet"/>
+      <w:lvlText w:val="o"/>
+      <w:lvlJc w:val="left"/>
+      <w:pPr>
+        <w:ind w:left="3600" w:hanging="360"/>
+      </w:pPr>
+      <w:rPr>
+        <w:rFonts w:ascii="Courier New" w:hAnsi="Courier New" w:cs="Courier New" w:hint="default"/>
+      </w:rPr>
+    </w:lvl>
+    <w:lvl w:ilvl="5" w:tplc="04090005" w:tentative="1">
+      <w:start w:val="1"/>
+      <w:numFmt w:val="bullet"/>
+      <w:lvlText w:val=""/>
+      <w:lvlJc w:val="left"/>
+      <w:pPr>
+        <w:ind w:left="4320" w:hanging="360"/>
+      </w:pPr>
+      <w:rPr>
+        <w:rFonts w:ascii="Wingdings" w:hAnsi="Wingdings" w:hint="default"/>
+      </w:rPr>
+    </w:lvl>
+    <w:lvl w:ilvl="6" w:tplc="04090001" w:tentative="1">
+      <w:start w:val="1"/>
+      <w:numFmt w:val="bullet"/>
+      <w:lvlText w:val=""/>
+      <w:lvlJc w:val="left"/>
+      <w:pPr>
+        <w:ind w:left="5040" w:hanging="360"/>
+      </w:pPr>
+      <w:rPr>
+        <w:rFonts w:ascii="Symbol" w:hAnsi="Symbol" w:hint="default"/>
+      </w:rPr>
+    </w:lvl>
+    <w:lvl w:ilvl="7" w:tplc="04090003" w:tentative="1">
+      <w:start w:val="1"/>
+      <w:numFmt w:val="bullet"/>
+      <w:lvlText w:val="o"/>
+      <w:lvlJc w:val="left"/>
+      <w:pPr>
+        <w:ind w:left="5760" w:hanging="360"/>
+      </w:pPr>
+      <w:rPr>
+        <w:rFonts w:ascii="Courier New" w:hAnsi="Courier New" w:cs="Courier New" w:hint="default"/>
+      </w:rPr>
+    </w:lvl>
+    <w:lvl w:ilvl="8" w:tplc="04090005" w:tentative="1">
+      <w:start w:val="1"/>
+      <w:numFmt w:val="bullet"/>
+      <w:lvlText w:val=""/>
+      <w:lvlJc w:val="left"/>
+      <w:pPr>
+        <w:ind w:left="6480" w:hanging="360"/>
+      </w:pPr>
+      <w:rPr>
+        <w:rFonts w:ascii="Wingdings" w:hAnsi="Wingdings" w:hint="default"/>
+      </w:rPr>
+    </w:lvl>
+  </w:abstractNum>
+  <w:abstractNum w:abstractNumId="21" w15:restartNumberingAfterBreak="0">
     <w:nsid w:val="32BE7021"/>
     <w:multiLevelType w:val="multilevel"/>
     <w:tmpl w:val="FC225012"/>
@@ -6563,7 +7642,7 @@
       </w:rPr>
     </w:lvl>
   </w:abstractNum>
-  <w:abstractNum w:abstractNumId="21" w15:restartNumberingAfterBreak="0">
+  <w:abstractNum w:abstractNumId="22" w15:restartNumberingAfterBreak="0">
     <w:nsid w:val="37A332ED"/>
     <w:multiLevelType w:val="multilevel"/>
     <w:tmpl w:val="DCDC9BCA"/>
@@ -6712,7 +7791,7 @@
       </w:rPr>
     </w:lvl>
   </w:abstractNum>
-  <w:abstractNum w:abstractNumId="22" w15:restartNumberingAfterBreak="0">
+  <w:abstractNum w:abstractNumId="23" w15:restartNumberingAfterBreak="0">
     <w:nsid w:val="390B28A4"/>
     <w:multiLevelType w:val="hybridMultilevel"/>
     <w:tmpl w:val="905A3AF4"/>
@@ -6825,7 +7904,7 @@
       </w:rPr>
     </w:lvl>
   </w:abstractNum>
-  <w:abstractNum w:abstractNumId="23" w15:restartNumberingAfterBreak="0">
+  <w:abstractNum w:abstractNumId="24" w15:restartNumberingAfterBreak="0">
     <w:nsid w:val="3A186EA0"/>
     <w:multiLevelType w:val="hybridMultilevel"/>
     <w:tmpl w:val="3D568E2E"/>
@@ -6914,7 +7993,7 @@
       </w:pPr>
     </w:lvl>
   </w:abstractNum>
-  <w:abstractNum w:abstractNumId="24" w15:restartNumberingAfterBreak="0">
+  <w:abstractNum w:abstractNumId="25" w15:restartNumberingAfterBreak="0">
     <w:nsid w:val="3A45324E"/>
     <w:multiLevelType w:val="hybridMultilevel"/>
     <w:tmpl w:val="1C22A73C"/>
@@ -7027,7 +8106,7 @@
       </w:rPr>
     </w:lvl>
   </w:abstractNum>
-  <w:abstractNum w:abstractNumId="25" w15:restartNumberingAfterBreak="0">
+  <w:abstractNum w:abstractNumId="26" w15:restartNumberingAfterBreak="0">
     <w:nsid w:val="3FEA3C4A"/>
     <w:multiLevelType w:val="hybridMultilevel"/>
     <w:tmpl w:val="454E0D62"/>
@@ -7140,7 +8219,7 @@
       </w:rPr>
     </w:lvl>
   </w:abstractNum>
-  <w:abstractNum w:abstractNumId="26" w15:restartNumberingAfterBreak="0">
+  <w:abstractNum w:abstractNumId="27" w15:restartNumberingAfterBreak="0">
     <w:nsid w:val="40344C1F"/>
     <w:multiLevelType w:val="hybridMultilevel"/>
     <w:tmpl w:val="85742C7A"/>
@@ -7253,7 +8332,7 @@
       </w:rPr>
     </w:lvl>
   </w:abstractNum>
-  <w:abstractNum w:abstractNumId="27" w15:restartNumberingAfterBreak="0">
+  <w:abstractNum w:abstractNumId="28" w15:restartNumberingAfterBreak="0">
     <w:nsid w:val="466C52B7"/>
     <w:multiLevelType w:val="multilevel"/>
     <w:tmpl w:val="0FF8F5FC"/>
@@ -7402,7 +8481,7 @@
       </w:rPr>
     </w:lvl>
   </w:abstractNum>
-  <w:abstractNum w:abstractNumId="28" w15:restartNumberingAfterBreak="0">
+  <w:abstractNum w:abstractNumId="29" w15:restartNumberingAfterBreak="0">
     <w:nsid w:val="46E04177"/>
     <w:multiLevelType w:val="multilevel"/>
     <w:tmpl w:val="5C38262E"/>
@@ -7551,7 +8630,7 @@
       </w:rPr>
     </w:lvl>
   </w:abstractNum>
-  <w:abstractNum w:abstractNumId="29" w15:restartNumberingAfterBreak="0">
+  <w:abstractNum w:abstractNumId="30" w15:restartNumberingAfterBreak="0">
     <w:nsid w:val="4BBC2D33"/>
     <w:multiLevelType w:val="hybridMultilevel"/>
     <w:tmpl w:val="91141880"/>
@@ -7664,7 +8743,7 @@
       </w:rPr>
     </w:lvl>
   </w:abstractNum>
-  <w:abstractNum w:abstractNumId="30" w15:restartNumberingAfterBreak="0">
+  <w:abstractNum w:abstractNumId="31" w15:restartNumberingAfterBreak="0">
     <w:nsid w:val="4D5D3377"/>
     <w:multiLevelType w:val="multilevel"/>
     <w:tmpl w:val="0EC63780"/>
@@ -7813,7 +8892,7 @@
       </w:rPr>
     </w:lvl>
   </w:abstractNum>
-  <w:abstractNum w:abstractNumId="31" w15:restartNumberingAfterBreak="0">
+  <w:abstractNum w:abstractNumId="32" w15:restartNumberingAfterBreak="0">
     <w:nsid w:val="4D8C28D5"/>
     <w:multiLevelType w:val="multilevel"/>
     <w:tmpl w:val="7B141742"/>
@@ -7962,7 +9041,7 @@
       </w:rPr>
     </w:lvl>
   </w:abstractNum>
-  <w:abstractNum w:abstractNumId="32" w15:restartNumberingAfterBreak="0">
+  <w:abstractNum w:abstractNumId="33" w15:restartNumberingAfterBreak="0">
     <w:nsid w:val="50AE767B"/>
     <w:multiLevelType w:val="hybridMultilevel"/>
     <w:tmpl w:val="32EA9F3A"/>
@@ -8048,7 +9127,7 @@
       </w:pPr>
     </w:lvl>
   </w:abstractNum>
-  <w:abstractNum w:abstractNumId="33" w15:restartNumberingAfterBreak="0">
+  <w:abstractNum w:abstractNumId="34" w15:restartNumberingAfterBreak="0">
     <w:nsid w:val="527472B8"/>
     <w:multiLevelType w:val="multilevel"/>
     <w:tmpl w:val="A2E0DBA0"/>
@@ -8197,7 +9276,7 @@
       </w:rPr>
     </w:lvl>
   </w:abstractNum>
-  <w:abstractNum w:abstractNumId="34" w15:restartNumberingAfterBreak="0">
+  <w:abstractNum w:abstractNumId="35" w15:restartNumberingAfterBreak="0">
     <w:nsid w:val="53287C2E"/>
     <w:multiLevelType w:val="multilevel"/>
     <w:tmpl w:val="A950CDAE"/>
@@ -8346,7 +9425,7 @@
       </w:rPr>
     </w:lvl>
   </w:abstractNum>
-  <w:abstractNum w:abstractNumId="35" w15:restartNumberingAfterBreak="0">
+  <w:abstractNum w:abstractNumId="36" w15:restartNumberingAfterBreak="0">
     <w:nsid w:val="57633F41"/>
     <w:multiLevelType w:val="hybridMultilevel"/>
     <w:tmpl w:val="D6B6B3EE"/>
@@ -8459,7 +9538,7 @@
       </w:rPr>
     </w:lvl>
   </w:abstractNum>
-  <w:abstractNum w:abstractNumId="36" w15:restartNumberingAfterBreak="0">
+  <w:abstractNum w:abstractNumId="37" w15:restartNumberingAfterBreak="0">
     <w:nsid w:val="59D7690B"/>
     <w:multiLevelType w:val="hybridMultilevel"/>
     <w:tmpl w:val="6478C5F6"/>
@@ -8572,7 +9651,7 @@
       </w:rPr>
     </w:lvl>
   </w:abstractNum>
-  <w:abstractNum w:abstractNumId="37" w15:restartNumberingAfterBreak="0">
+  <w:abstractNum w:abstractNumId="38" w15:restartNumberingAfterBreak="0">
     <w:nsid w:val="59F139A9"/>
     <w:multiLevelType w:val="hybridMultilevel"/>
     <w:tmpl w:val="3D568E2E"/>
@@ -8661,7 +9740,7 @@
       </w:pPr>
     </w:lvl>
   </w:abstractNum>
-  <w:abstractNum w:abstractNumId="38" w15:restartNumberingAfterBreak="0">
+  <w:abstractNum w:abstractNumId="39" w15:restartNumberingAfterBreak="0">
     <w:nsid w:val="5A484554"/>
     <w:multiLevelType w:val="multilevel"/>
     <w:tmpl w:val="D3D8930E"/>
@@ -8810,7 +9889,7 @@
       </w:rPr>
     </w:lvl>
   </w:abstractNum>
-  <w:abstractNum w:abstractNumId="39" w15:restartNumberingAfterBreak="0">
+  <w:abstractNum w:abstractNumId="40" w15:restartNumberingAfterBreak="0">
     <w:nsid w:val="5D072124"/>
     <w:multiLevelType w:val="multilevel"/>
     <w:tmpl w:val="2DB0481C"/>
@@ -8959,7 +10038,7 @@
       </w:rPr>
     </w:lvl>
   </w:abstractNum>
-  <w:abstractNum w:abstractNumId="40" w15:restartNumberingAfterBreak="0">
+  <w:abstractNum w:abstractNumId="41" w15:restartNumberingAfterBreak="0">
     <w:nsid w:val="5E901349"/>
     <w:multiLevelType w:val="hybridMultilevel"/>
     <w:tmpl w:val="0A7C7A30"/>
@@ -9072,7 +10151,7 @@
       </w:rPr>
     </w:lvl>
   </w:abstractNum>
-  <w:abstractNum w:abstractNumId="41" w15:restartNumberingAfterBreak="0">
+  <w:abstractNum w:abstractNumId="42" w15:restartNumberingAfterBreak="0">
     <w:nsid w:val="5F5877CD"/>
     <w:multiLevelType w:val="hybridMultilevel"/>
     <w:tmpl w:val="3A32DB48"/>
@@ -9161,7 +10240,7 @@
       </w:pPr>
     </w:lvl>
   </w:abstractNum>
-  <w:abstractNum w:abstractNumId="42" w15:restartNumberingAfterBreak="0">
+  <w:abstractNum w:abstractNumId="43" w15:restartNumberingAfterBreak="0">
     <w:nsid w:val="6B5B510B"/>
     <w:multiLevelType w:val="multilevel"/>
     <w:tmpl w:val="CA4EA0B8"/>
@@ -9310,7 +10389,7 @@
       </w:rPr>
     </w:lvl>
   </w:abstractNum>
-  <w:abstractNum w:abstractNumId="43" w15:restartNumberingAfterBreak="0">
+  <w:abstractNum w:abstractNumId="44" w15:restartNumberingAfterBreak="0">
     <w:nsid w:val="6BEA2CB2"/>
     <w:multiLevelType w:val="multilevel"/>
     <w:tmpl w:val="B22E2334"/>
@@ -9459,7 +10538,7 @@
       </w:rPr>
     </w:lvl>
   </w:abstractNum>
-  <w:abstractNum w:abstractNumId="44" w15:restartNumberingAfterBreak="0">
+  <w:abstractNum w:abstractNumId="45" w15:restartNumberingAfterBreak="0">
     <w:nsid w:val="6C60746F"/>
     <w:multiLevelType w:val="hybridMultilevel"/>
     <w:tmpl w:val="A9DE2496"/>
@@ -9548,7 +10627,7 @@
       </w:pPr>
     </w:lvl>
   </w:abstractNum>
-  <w:abstractNum w:abstractNumId="45" w15:restartNumberingAfterBreak="0">
+  <w:abstractNum w:abstractNumId="46" w15:restartNumberingAfterBreak="0">
     <w:nsid w:val="6FC93D71"/>
     <w:multiLevelType w:val="multilevel"/>
     <w:tmpl w:val="9F4A891C"/>
@@ -9661,7 +10740,7 @@
       </w:pPr>
     </w:lvl>
   </w:abstractNum>
-  <w:abstractNum w:abstractNumId="46" w15:restartNumberingAfterBreak="0">
+  <w:abstractNum w:abstractNumId="47" w15:restartNumberingAfterBreak="0">
     <w:nsid w:val="709B3EA6"/>
     <w:multiLevelType w:val="multilevel"/>
     <w:tmpl w:val="68F4B45E"/>
@@ -9774,7 +10853,7 @@
       </w:pPr>
     </w:lvl>
   </w:abstractNum>
-  <w:abstractNum w:abstractNumId="47" w15:restartNumberingAfterBreak="0">
+  <w:abstractNum w:abstractNumId="48" w15:restartNumberingAfterBreak="0">
     <w:nsid w:val="714E00E7"/>
     <w:multiLevelType w:val="hybridMultilevel"/>
     <w:tmpl w:val="915283DC"/>
@@ -9860,7 +10939,7 @@
       </w:pPr>
     </w:lvl>
   </w:abstractNum>
-  <w:abstractNum w:abstractNumId="48" w15:restartNumberingAfterBreak="0">
+  <w:abstractNum w:abstractNumId="49" w15:restartNumberingAfterBreak="0">
     <w:nsid w:val="716A2E76"/>
     <w:multiLevelType w:val="hybridMultilevel"/>
     <w:tmpl w:val="D660AD7A"/>
@@ -9973,7 +11052,7 @@
       </w:rPr>
     </w:lvl>
   </w:abstractNum>
-  <w:abstractNum w:abstractNumId="49" w15:restartNumberingAfterBreak="0">
+  <w:abstractNum w:abstractNumId="50" w15:restartNumberingAfterBreak="0">
     <w:nsid w:val="71C728D9"/>
     <w:multiLevelType w:val="multilevel"/>
     <w:tmpl w:val="6EF6648A"/>
@@ -10122,7 +11201,7 @@
       </w:rPr>
     </w:lvl>
   </w:abstractNum>
-  <w:abstractNum w:abstractNumId="50" w15:restartNumberingAfterBreak="0">
+  <w:abstractNum w:abstractNumId="51" w15:restartNumberingAfterBreak="0">
     <w:nsid w:val="72782F33"/>
     <w:multiLevelType w:val="hybridMultilevel"/>
     <w:tmpl w:val="0AA2223E"/>
@@ -10208,7 +11287,7 @@
       </w:pPr>
     </w:lvl>
   </w:abstractNum>
-  <w:abstractNum w:abstractNumId="51" w15:restartNumberingAfterBreak="0">
+  <w:abstractNum w:abstractNumId="52" w15:restartNumberingAfterBreak="0">
     <w:nsid w:val="79ED4C47"/>
     <w:multiLevelType w:val="hybridMultilevel"/>
     <w:tmpl w:val="73BC9818"/>
@@ -10321,7 +11400,7 @@
       </w:rPr>
     </w:lvl>
   </w:abstractNum>
-  <w:abstractNum w:abstractNumId="52" w15:restartNumberingAfterBreak="0">
+  <w:abstractNum w:abstractNumId="53" w15:restartNumberingAfterBreak="0">
     <w:nsid w:val="7B873B27"/>
     <w:multiLevelType w:val="hybridMultilevel"/>
     <w:tmpl w:val="65DC258C"/>
@@ -10434,7 +11513,7 @@
       </w:rPr>
     </w:lvl>
   </w:abstractNum>
-  <w:abstractNum w:abstractNumId="53" w15:restartNumberingAfterBreak="0">
+  <w:abstractNum w:abstractNumId="54" w15:restartNumberingAfterBreak="0">
     <w:nsid w:val="7D353C26"/>
     <w:multiLevelType w:val="hybridMultilevel"/>
     <w:tmpl w:val="3B464314"/>
@@ -10525,7 +11604,7 @@
       </w:pPr>
     </w:lvl>
   </w:abstractNum>
-  <w:abstractNum w:abstractNumId="54" w15:restartNumberingAfterBreak="0">
+  <w:abstractNum w:abstractNumId="55" w15:restartNumberingAfterBreak="0">
     <w:nsid w:val="7E723C0B"/>
     <w:multiLevelType w:val="hybridMultilevel"/>
     <w:tmpl w:val="5EEC1100"/>
@@ -10638,7 +11717,7 @@
       </w:rPr>
     </w:lvl>
   </w:abstractNum>
-  <w:abstractNum w:abstractNumId="55" w15:restartNumberingAfterBreak="0">
+  <w:abstractNum w:abstractNumId="56" w15:restartNumberingAfterBreak="0">
     <w:nsid w:val="7F40040C"/>
     <w:multiLevelType w:val="hybridMultilevel"/>
     <w:tmpl w:val="CEFAE906"/>
@@ -10728,16 +11807,16 @@
     </w:lvl>
   </w:abstractNum>
   <w:num w:numId="1" w16cid:durableId="242102991">
-    <w:abstractNumId w:val="46"/>
+    <w:abstractNumId w:val="47"/>
   </w:num>
   <w:num w:numId="2" w16cid:durableId="17778443">
     <w:abstractNumId w:val="0"/>
   </w:num>
   <w:num w:numId="3" w16cid:durableId="1601260827">
-    <w:abstractNumId w:val="37"/>
+    <w:abstractNumId w:val="38"/>
   </w:num>
   <w:num w:numId="4" w16cid:durableId="1454786185">
-    <w:abstractNumId w:val="26"/>
+    <w:abstractNumId w:val="27"/>
   </w:num>
   <w:num w:numId="5" w16cid:durableId="1821268276">
     <w:abstractNumId w:val="3"/>
@@ -10749,76 +11828,76 @@
     <w:abstractNumId w:val="16"/>
   </w:num>
   <w:num w:numId="8" w16cid:durableId="969359800">
-    <w:abstractNumId w:val="54"/>
+    <w:abstractNumId w:val="55"/>
   </w:num>
   <w:num w:numId="9" w16cid:durableId="994799142">
-    <w:abstractNumId w:val="23"/>
+    <w:abstractNumId w:val="24"/>
   </w:num>
   <w:num w:numId="10" w16cid:durableId="243733799">
-    <w:abstractNumId w:val="52"/>
+    <w:abstractNumId w:val="53"/>
   </w:num>
   <w:num w:numId="11" w16cid:durableId="544947830">
-    <w:abstractNumId w:val="21"/>
+    <w:abstractNumId w:val="22"/>
   </w:num>
   <w:num w:numId="12" w16cid:durableId="1119641700">
     <w:abstractNumId w:val="15"/>
   </w:num>
   <w:num w:numId="13" w16cid:durableId="1777823649">
-    <w:abstractNumId w:val="39"/>
+    <w:abstractNumId w:val="40"/>
   </w:num>
   <w:num w:numId="14" w16cid:durableId="610287467">
-    <w:abstractNumId w:val="33"/>
+    <w:abstractNumId w:val="34"/>
   </w:num>
   <w:num w:numId="15" w16cid:durableId="888342459">
-    <w:abstractNumId w:val="45"/>
+    <w:abstractNumId w:val="46"/>
   </w:num>
   <w:num w:numId="16" w16cid:durableId="519045738">
-    <w:abstractNumId w:val="34"/>
+    <w:abstractNumId w:val="35"/>
   </w:num>
   <w:num w:numId="17" w16cid:durableId="25496156">
-    <w:abstractNumId w:val="41"/>
+    <w:abstractNumId w:val="42"/>
   </w:num>
   <w:num w:numId="18" w16cid:durableId="47145749">
-    <w:abstractNumId w:val="35"/>
+    <w:abstractNumId w:val="36"/>
   </w:num>
   <w:num w:numId="19" w16cid:durableId="489440625">
-    <w:abstractNumId w:val="22"/>
+    <w:abstractNumId w:val="23"/>
   </w:num>
   <w:num w:numId="20" w16cid:durableId="1568876417">
-    <w:abstractNumId w:val="29"/>
+    <w:abstractNumId w:val="30"/>
   </w:num>
   <w:num w:numId="21" w16cid:durableId="43916685">
-    <w:abstractNumId w:val="50"/>
+    <w:abstractNumId w:val="51"/>
   </w:num>
   <w:num w:numId="22" w16cid:durableId="1385374996">
     <w:abstractNumId w:val="9"/>
   </w:num>
   <w:num w:numId="23" w16cid:durableId="72360223">
+    <w:abstractNumId w:val="45"/>
+  </w:num>
+  <w:num w:numId="24" w16cid:durableId="1621034859">
+    <w:abstractNumId w:val="25"/>
+  </w:num>
+  <w:num w:numId="25" w16cid:durableId="99448058">
     <w:abstractNumId w:val="44"/>
   </w:num>
-  <w:num w:numId="24" w16cid:durableId="1621034859">
-    <w:abstractNumId w:val="24"/>
-  </w:num>
-  <w:num w:numId="25" w16cid:durableId="99448058">
-    <w:abstractNumId w:val="43"/>
-  </w:num>
   <w:num w:numId="26" w16cid:durableId="738744107">
-    <w:abstractNumId w:val="49"/>
+    <w:abstractNumId w:val="50"/>
   </w:num>
   <w:num w:numId="27" w16cid:durableId="213733240">
-    <w:abstractNumId w:val="28"/>
+    <w:abstractNumId w:val="29"/>
   </w:num>
   <w:num w:numId="28" w16cid:durableId="618101968">
-    <w:abstractNumId w:val="42"/>
+    <w:abstractNumId w:val="43"/>
   </w:num>
   <w:num w:numId="29" w16cid:durableId="1870332899">
     <w:abstractNumId w:val="1"/>
   </w:num>
   <w:num w:numId="30" w16cid:durableId="1602762417">
-    <w:abstractNumId w:val="31"/>
+    <w:abstractNumId w:val="32"/>
   </w:num>
   <w:num w:numId="31" w16cid:durableId="341006218">
-    <w:abstractNumId w:val="38"/>
+    <w:abstractNumId w:val="39"/>
   </w:num>
   <w:num w:numId="32" w16cid:durableId="291056159">
     <w:abstractNumId w:val="12"/>
@@ -10827,28 +11906,28 @@
     <w:abstractNumId w:val="11"/>
   </w:num>
   <w:num w:numId="34" w16cid:durableId="874851095">
-    <w:abstractNumId w:val="25"/>
+    <w:abstractNumId w:val="26"/>
   </w:num>
   <w:num w:numId="35" w16cid:durableId="904026922">
     <w:abstractNumId w:val="18"/>
   </w:num>
   <w:num w:numId="36" w16cid:durableId="782729129">
-    <w:abstractNumId w:val="32"/>
+    <w:abstractNumId w:val="33"/>
   </w:num>
   <w:num w:numId="37" w16cid:durableId="72166882">
     <w:abstractNumId w:val="14"/>
   </w:num>
   <w:num w:numId="38" w16cid:durableId="2114006626">
-    <w:abstractNumId w:val="53"/>
+    <w:abstractNumId w:val="54"/>
   </w:num>
   <w:num w:numId="39" w16cid:durableId="1356273045">
     <w:abstractNumId w:val="7"/>
   </w:num>
   <w:num w:numId="40" w16cid:durableId="1508058917">
-    <w:abstractNumId w:val="47"/>
+    <w:abstractNumId w:val="48"/>
   </w:num>
   <w:num w:numId="41" w16cid:durableId="1992833643">
-    <w:abstractNumId w:val="55"/>
+    <w:abstractNumId w:val="56"/>
   </w:num>
   <w:num w:numId="42" w16cid:durableId="1201481420">
     <w:abstractNumId w:val="4"/>
@@ -10857,13 +11936,13 @@
     <w:abstractNumId w:val="17"/>
   </w:num>
   <w:num w:numId="44" w16cid:durableId="1213469527">
-    <w:abstractNumId w:val="27"/>
+    <w:abstractNumId w:val="28"/>
   </w:num>
   <w:num w:numId="45" w16cid:durableId="187908608">
     <w:abstractNumId w:val="10"/>
   </w:num>
   <w:num w:numId="46" w16cid:durableId="387387559">
-    <w:abstractNumId w:val="20"/>
+    <w:abstractNumId w:val="21"/>
   </w:num>
   <w:num w:numId="47" w16cid:durableId="1072240617">
     <w:abstractNumId w:val="2"/>
@@ -10875,25 +11954,28 @@
     <w:abstractNumId w:val="13"/>
   </w:num>
   <w:num w:numId="50" w16cid:durableId="787041957">
-    <w:abstractNumId w:val="40"/>
+    <w:abstractNumId w:val="41"/>
   </w:num>
   <w:num w:numId="51" w16cid:durableId="524950634">
-    <w:abstractNumId w:val="36"/>
+    <w:abstractNumId w:val="37"/>
   </w:num>
   <w:num w:numId="52" w16cid:durableId="156700540">
-    <w:abstractNumId w:val="51"/>
+    <w:abstractNumId w:val="52"/>
   </w:num>
   <w:num w:numId="53" w16cid:durableId="1389957911">
     <w:abstractNumId w:val="6"/>
   </w:num>
   <w:num w:numId="54" w16cid:durableId="491725501">
-    <w:abstractNumId w:val="48"/>
+    <w:abstractNumId w:val="49"/>
   </w:num>
   <w:num w:numId="55" w16cid:durableId="1143892931">
-    <w:abstractNumId w:val="30"/>
+    <w:abstractNumId w:val="31"/>
   </w:num>
   <w:num w:numId="56" w16cid:durableId="1782186342">
     <w:abstractNumId w:val="5"/>
+  </w:num>
+  <w:num w:numId="57" w16cid:durableId="1107309163">
+    <w:abstractNumId w:val="20"/>
   </w:num>
 </w:numbering>
 </file>
